--- a/templates/dist/bank-cov-specs.docx
+++ b/templates/dist/bank-cov-specs.docx
@@ -205,9 +205,9 @@
                   <wp:posOffset>2434285</wp:posOffset>
                 </wp:positionH>
                 <wp:positionV relativeFrom="paragraph">
-                  <wp:posOffset>210185</wp:posOffset>
+                  <wp:posOffset>45085</wp:posOffset>
                 </wp:positionV>
-                <wp:extent cx="1828800" cy="783590"/>
+                <wp:extent cx="3683000" cy="783590"/>
                 <wp:effectExtent l="0" t="0" r="0" b="0"/>
                 <wp:wrapNone/>
                 <wp:docPr id="3" name="مربع نص 3"/>
@@ -219,7 +219,7 @@
                       <wps:spPr>
                         <a:xfrm>
                           <a:off x="0" y="0"/>
-                          <a:ext cx="1828800" cy="783590"/>
+                          <a:ext cx="3683000" cy="783590"/>
                         </a:xfrm>
                         <a:prstGeom prst="rect">
                           <a:avLst/>
@@ -235,7 +235,8 @@
                           <w:p>
                             <w:pPr>
                               <w:pStyle w:val="Heading1"/>
-                              <w:jc w:val="center"/>
+                              <w:bidi w:val="0"/>
+                              <w:jc w:val="left"/>
                               <w:rPr>
                                 <w:b w:val="0"/>
                                 <w:bCs w:val="0"/>
@@ -391,7 +392,10 @@
                               <w:pBdr>
                                 <w:right w:val="single" w:sz="12" w:space="10" w:color="7BA0CD" w:themeColor="accent1" w:themeTint="BF"/>
                               </w:pBdr>
+                              <w:bidi w:val="0"/>
                               <w:spacing w:after="0"/>
+                              <w:ind w:left="902"/>
+                              <w:jc w:val="left"/>
                               <w:rPr>
                                 <w:rFonts w:asciiTheme="majorBidi" w:hAnsiTheme="majorBidi" w:cstheme="majorBidi"/>
                                 <w:sz w:val="56"/>
@@ -407,7 +411,7 @@
                                 <w:rtl/>
                                 <w:lang w:val="en-GB"/>
                               </w:rPr>
-                              <w:t xml:space="preserve"/>
+                              <w:t xml:space="preserve">‏</w:t>
                             </w:r>
                             <w:r>
                               <w:rPr>
@@ -436,7 +440,10 @@
                               <w:pBdr>
                                 <w:right w:val="single" w:sz="12" w:space="10" w:color="7BA0CD" w:themeColor="accent1" w:themeTint="BF"/>
                               </w:pBdr>
+                              <w:bidi w:val="0"/>
                               <w:spacing w:after="0"/>
+                              <w:ind w:left="902"/>
+                              <w:jc w:val="left"/>
                               <w:rPr>
                                 <w:i/>
                                 <w:iCs/>
@@ -543,6 +550,9 @@
                           <w:p>
                             <w:pPr>
                               <w:pStyle w:val="Title"/>
+                              <w:bidi w:val="0"/>
+                              <w:ind w:left="2507"/>
+                              <w:jc w:val="left"/>
                               <w:rPr>
                                 <w:color w:val="auto"/>
                                 <w:sz w:val="50"/>
